--- a/rfp-hybrid-solar-td/TD-OUTPUT/1. NZ hibridni sistem napajanja BS Sjednica i BS Hamzići.docx
+++ b/rfp-hybrid-solar-td/TD-OUTPUT/1. NZ hibridni sistem napajanja BS Sjednica i BS Hamzići.docx
@@ -404,7 +404,7 @@
           <w:sz w:val="21"/>
           <w:szCs w:val="21"/>
         </w:rPr>
-        <w:t xml:space="preserve"> izgradnja temelja, isporuka i montaža nosača za fotonaponske panele 6 kpl (3 kpl po lokaciji),</w:t>
+        <w:t xml:space="preserve"> izgradnja temelja, isporuka i montaža nosača za fotonaponske panele 8 kpl (4 kpl po lokaciji),</w:t>
       </w:r>
       <w:r>
         <w:rPr>

--- a/rfp-hybrid-solar-td/TD-OUTPUT/1. NZ hibridni sistem napajanja BS Sjednica i BS Hamzići.docx
+++ b/rfp-hybrid-solar-td/TD-OUTPUT/1. NZ hibridni sistem napajanja BS Sjednica i BS Hamzići.docx
@@ -474,7 +474,7 @@
           <w:szCs w:val="21"/>
           <w:lang w:val="bs-BA" w:eastAsia="bs-BA"/>
         </w:rPr>
-        <w:t xml:space="preserve">Ponuđač može dostaviti ponudu za jedan ili oba LOT-a. Količine i detaljna tehnička specifikacija su definisane u Tenderskoj Dokumentaciji (TD), Prilog II TD: Obrazac za cijenu ponude i Prilog III TD: Situacije Sjednica, Bileća i Hamzići, Čitluk.</w:t>
+        <w:t xml:space="preserve">Ponuđač može dostaviti ponudu za jedan ili oba LOT-a. Količine i detaljna tehnička specifikacija su definisane u Tenderskoj Dokumentaciji (TD), Prilog II TD: Obrazac za cijenu ponude (zaseban za svaki LOT) i Prilog III TD: Situacije Sjednica, Bileća i Hamzići, Čitluk.</w:t>
       </w:r>
     </w:p>
     <w:p>
@@ -499,7 +499,7 @@
           <w:sz w:val="21"/>
           <w:szCs w:val="21"/>
         </w:rPr>
-        <w:t xml:space="preserve">Procijenjena vrijednost nabavke (bez PDV-a) iznosi ukupno ___.___,__ KM (slovima: ______________ konvertibilnih maraka), i to:</w:t>
+        <w:t xml:space="preserve">Procijenjena vrijednost nabavke (bez PDV-a) iznosi ukupno 100.000,00 KM (sto hiljada konvertibilnih maraka), i to:</w:t>
       </w:r>
     </w:p>
     <w:p>
@@ -524,7 +524,7 @@
           <w:sz w:val="21"/>
           <w:szCs w:val="21"/>
         </w:rPr>
-        <w:t xml:space="preserve">LOT 1 — ___.___,__ KM</w:t>
+        <w:t xml:space="preserve">LOT 1 — 30.000,00 KM</w:t>
       </w:r>
     </w:p>
     <w:p>
@@ -549,7 +549,7 @@
           <w:sz w:val="21"/>
           <w:szCs w:val="21"/>
         </w:rPr>
-        <w:t xml:space="preserve">LOT 2 — ___.___,__ KM</w:t>
+        <w:t xml:space="preserve">LOT 2 — 70.000,00 KM</w:t>
       </w:r>
     </w:p>
     <w:p>
